--- a/Lab Programs/Set-2.docx
+++ b/Lab Programs/Set-2.docx
@@ -12,6 +12,87 @@
         <w:rPr>
           <w:rFonts w:ascii="Times New Roman" w:hAnsi="Times New Roman" w:cs="Times New Roman"/>
         </w:rPr>
+        <w:t>Name: Valli Karthik</w:t>
+      </w:r>
+    </w:p>
+    <w:p>
+      <w:pPr>
+        <w:rPr>
+          <w:rFonts w:ascii="Times New Roman" w:hAnsi="Times New Roman" w:cs="Times New Roman"/>
+        </w:rPr>
+      </w:pPr>
+      <w:proofErr w:type="spellStart"/>
+      <w:r>
+        <w:rPr>
+          <w:rFonts w:ascii="Times New Roman" w:hAnsi="Times New Roman" w:cs="Times New Roman"/>
+        </w:rPr>
+        <w:t>Reg.No</w:t>
+      </w:r>
+      <w:proofErr w:type="spellEnd"/>
+      <w:r>
+        <w:rPr>
+          <w:rFonts w:ascii="Times New Roman" w:hAnsi="Times New Roman" w:cs="Times New Roman"/>
+        </w:rPr>
+        <w:t>: 192324258</w:t>
+      </w:r>
+    </w:p>
+    <w:p>
+      <w:pPr>
+        <w:rPr>
+          <w:rFonts w:ascii="Times New Roman" w:hAnsi="Times New Roman" w:cs="Times New Roman"/>
+        </w:rPr>
+      </w:pPr>
+    </w:p>
+    <w:p>
+      <w:pPr>
+        <w:jc w:val="center"/>
+        <w:rPr>
+          <w:rFonts w:ascii="Times New Roman" w:hAnsi="Times New Roman" w:cs="Times New Roman"/>
+          <w:b/>
+          <w:bCs/>
+        </w:rPr>
+      </w:pPr>
+      <w:r>
+        <w:rPr>
+          <w:rFonts w:ascii="Times New Roman" w:hAnsi="Times New Roman" w:cs="Times New Roman"/>
+          <w:b/>
+          <w:bCs/>
+        </w:rPr>
+        <w:t>DSA0502 - QUERY PROCESSING FOR DATA SCIENCE</w:t>
+      </w:r>
+    </w:p>
+    <w:p>
+      <w:pPr>
+        <w:rPr>
+          <w:rFonts w:ascii="Times New Roman" w:hAnsi="Times New Roman" w:cs="Times New Roman"/>
+        </w:rPr>
+      </w:pPr>
+      <w:r>
+        <w:rPr>
+          <w:rFonts w:ascii="Times New Roman" w:hAnsi="Times New Roman" w:cs="Times New Roman"/>
+          <w:b/>
+          <w:bCs/>
+        </w:rPr>
+        <w:t>Date: 17-07-2026</w:t>
+      </w:r>
+    </w:p>
+    <w:p>
+      <w:pPr>
+        <w:rPr>
+          <w:rFonts w:ascii="Times New Roman" w:hAnsi="Times New Roman" w:cs="Times New Roman"/>
+        </w:rPr>
+      </w:pPr>
+    </w:p>
+    <w:p>
+      <w:pPr>
+        <w:rPr>
+          <w:rFonts w:ascii="Times New Roman" w:hAnsi="Times New Roman" w:cs="Times New Roman"/>
+        </w:rPr>
+      </w:pPr>
+      <w:r>
+        <w:rPr>
+          <w:rFonts w:ascii="Times New Roman" w:hAnsi="Times New Roman" w:cs="Times New Roman"/>
+        </w:rPr>
         <w:t>3.Write a Pandas program to display the details of jobs in descending sequence on job</w:t>
       </w:r>
     </w:p>
@@ -71,20 +152,62 @@
         <w:rPr>
           <w:rFonts w:ascii="Times New Roman" w:hAnsi="Times New Roman" w:cs="Times New Roman"/>
         </w:rPr>
-        <w:t>jobs = pd.read_csv("jobs.csv")</w:t>
-      </w:r>
-    </w:p>
-    <w:p>
-      <w:pPr>
-        <w:rPr>
-          <w:rFonts w:ascii="Times New Roman" w:hAnsi="Times New Roman" w:cs="Times New Roman"/>
-        </w:rPr>
-      </w:pPr>
-      <w:r>
-        <w:rPr>
-          <w:rFonts w:ascii="Times New Roman" w:hAnsi="Times New Roman" w:cs="Times New Roman"/>
-        </w:rPr>
-        <w:t>result = jobs.sort_values(by="job_title", ascending=False)</w:t>
+        <w:t xml:space="preserve">jobs = </w:t>
+      </w:r>
+      <w:proofErr w:type="spellStart"/>
+      <w:r>
+        <w:rPr>
+          <w:rFonts w:ascii="Times New Roman" w:hAnsi="Times New Roman" w:cs="Times New Roman"/>
+        </w:rPr>
+        <w:t>pd.read_csv</w:t>
+      </w:r>
+      <w:proofErr w:type="spellEnd"/>
+      <w:r>
+        <w:rPr>
+          <w:rFonts w:ascii="Times New Roman" w:hAnsi="Times New Roman" w:cs="Times New Roman"/>
+        </w:rPr>
+        <w:t>("jobs.csv")</w:t>
+      </w:r>
+    </w:p>
+    <w:p>
+      <w:pPr>
+        <w:rPr>
+          <w:rFonts w:ascii="Times New Roman" w:hAnsi="Times New Roman" w:cs="Times New Roman"/>
+        </w:rPr>
+      </w:pPr>
+      <w:r>
+        <w:rPr>
+          <w:rFonts w:ascii="Times New Roman" w:hAnsi="Times New Roman" w:cs="Times New Roman"/>
+        </w:rPr>
+        <w:t xml:space="preserve">result = </w:t>
+      </w:r>
+      <w:proofErr w:type="spellStart"/>
+      <w:r>
+        <w:rPr>
+          <w:rFonts w:ascii="Times New Roman" w:hAnsi="Times New Roman" w:cs="Times New Roman"/>
+        </w:rPr>
+        <w:t>jobs.sort_values</w:t>
+      </w:r>
+      <w:proofErr w:type="spellEnd"/>
+      <w:r>
+        <w:rPr>
+          <w:rFonts w:ascii="Times New Roman" w:hAnsi="Times New Roman" w:cs="Times New Roman"/>
+        </w:rPr>
+        <w:t>(by="</w:t>
+      </w:r>
+      <w:proofErr w:type="spellStart"/>
+      <w:r>
+        <w:rPr>
+          <w:rFonts w:ascii="Times New Roman" w:hAnsi="Times New Roman" w:cs="Times New Roman"/>
+        </w:rPr>
+        <w:t>job_title</w:t>
+      </w:r>
+      <w:proofErr w:type="spellEnd"/>
+      <w:r>
+        <w:rPr>
+          <w:rFonts w:ascii="Times New Roman" w:hAnsi="Times New Roman" w:cs="Times New Roman"/>
+        </w:rPr>
+        <w:t>", ascending=False)</w:t>
       </w:r>
     </w:p>
     <w:p>
@@ -128,6 +251,7 @@
       <w:r>
         <w:rPr>
           <w:rFonts w:ascii="Times New Roman" w:hAnsi="Times New Roman" w:cs="Times New Roman"/>
+          <w:noProof/>
         </w:rPr>
         <w:drawing>
           <wp:inline distT="0" distB="0" distL="0" distR="0" wp14:anchorId="6C492261" wp14:editId="1FA78F14">
@@ -179,10 +303,81 @@
           <w:rFonts w:ascii="Times New Roman" w:hAnsi="Times New Roman" w:cs="Times New Roman"/>
         </w:rPr>
       </w:pPr>
-      <w:r>
-        <w:rPr>
-          <w:rFonts w:ascii="Times New Roman" w:hAnsi="Times New Roman" w:cs="Times New Roman"/>
-        </w:rPr>
+    </w:p>
+    <w:p>
+      <w:pPr>
+        <w:rPr>
+          <w:rFonts w:ascii="Times New Roman" w:hAnsi="Times New Roman" w:cs="Times New Roman"/>
+        </w:rPr>
+      </w:pPr>
+    </w:p>
+    <w:p>
+      <w:pPr>
+        <w:rPr>
+          <w:rFonts w:ascii="Times New Roman" w:hAnsi="Times New Roman" w:cs="Times New Roman"/>
+        </w:rPr>
+      </w:pPr>
+    </w:p>
+    <w:p>
+      <w:pPr>
+        <w:rPr>
+          <w:rFonts w:ascii="Times New Roman" w:hAnsi="Times New Roman" w:cs="Times New Roman"/>
+        </w:rPr>
+      </w:pPr>
+    </w:p>
+    <w:p>
+      <w:pPr>
+        <w:rPr>
+          <w:rFonts w:ascii="Times New Roman" w:hAnsi="Times New Roman" w:cs="Times New Roman"/>
+        </w:rPr>
+      </w:pPr>
+    </w:p>
+    <w:p>
+      <w:pPr>
+        <w:rPr>
+          <w:rFonts w:ascii="Times New Roman" w:hAnsi="Times New Roman" w:cs="Times New Roman"/>
+        </w:rPr>
+      </w:pPr>
+    </w:p>
+    <w:p>
+      <w:pPr>
+        <w:rPr>
+          <w:rFonts w:ascii="Times New Roman" w:hAnsi="Times New Roman" w:cs="Times New Roman"/>
+        </w:rPr>
+      </w:pPr>
+    </w:p>
+    <w:p>
+      <w:pPr>
+        <w:rPr>
+          <w:rFonts w:ascii="Times New Roman" w:hAnsi="Times New Roman" w:cs="Times New Roman"/>
+        </w:rPr>
+      </w:pPr>
+    </w:p>
+    <w:p>
+      <w:pPr>
+        <w:rPr>
+          <w:rFonts w:ascii="Times New Roman" w:hAnsi="Times New Roman" w:cs="Times New Roman"/>
+        </w:rPr>
+      </w:pPr>
+    </w:p>
+    <w:p>
+      <w:pPr>
+        <w:rPr>
+          <w:rFonts w:ascii="Times New Roman" w:hAnsi="Times New Roman" w:cs="Times New Roman"/>
+        </w:rPr>
+      </w:pPr>
+    </w:p>
+    <w:p>
+      <w:pPr>
+        <w:rPr>
+          <w:rFonts w:ascii="Times New Roman" w:hAnsi="Times New Roman" w:cs="Times New Roman"/>
+        </w:rPr>
+      </w:pPr>
+      <w:r>
+        <w:rPr>
+          <w:rFonts w:ascii="Times New Roman" w:hAnsi="Times New Roman" w:cs="Times New Roman"/>
+        </w:rPr>
+        <w:lastRenderedPageBreak/>
         <w:t>4.Write a Pandas program to create a line plot of the historical stock prices of Alphabet</w:t>
       </w:r>
     </w:p>
@@ -242,33 +437,83 @@
         <w:rPr>
           <w:rFonts w:ascii="Times New Roman" w:hAnsi="Times New Roman" w:cs="Times New Roman"/>
         </w:rPr>
-        <w:t>import matplotlib.pyplot as plt</w:t>
-      </w:r>
-    </w:p>
-    <w:p>
-      <w:pPr>
-        <w:rPr>
-          <w:rFonts w:ascii="Times New Roman" w:hAnsi="Times New Roman" w:cs="Times New Roman"/>
-        </w:rPr>
-      </w:pPr>
-      <w:r>
-        <w:rPr>
-          <w:rFonts w:ascii="Times New Roman" w:hAnsi="Times New Roman" w:cs="Times New Roman"/>
-        </w:rPr>
-        <w:t>stock = pd.read_csv("alphabet_stock_data.csv")</w:t>
-      </w:r>
-    </w:p>
-    <w:p>
-      <w:pPr>
-        <w:rPr>
-          <w:rFonts w:ascii="Times New Roman" w:hAnsi="Times New Roman" w:cs="Times New Roman"/>
-        </w:rPr>
-      </w:pPr>
-      <w:r>
-        <w:rPr>
-          <w:rFonts w:ascii="Times New Roman" w:hAnsi="Times New Roman" w:cs="Times New Roman"/>
-        </w:rPr>
-        <w:t>stock["Date"] = pd.to_datetime(stock["Date"])</w:t>
+        <w:t xml:space="preserve">import </w:t>
+      </w:r>
+      <w:proofErr w:type="spellStart"/>
+      <w:r>
+        <w:rPr>
+          <w:rFonts w:ascii="Times New Roman" w:hAnsi="Times New Roman" w:cs="Times New Roman"/>
+        </w:rPr>
+        <w:t>matplotlib.pyplot</w:t>
+      </w:r>
+      <w:proofErr w:type="spellEnd"/>
+      <w:r>
+        <w:rPr>
+          <w:rFonts w:ascii="Times New Roman" w:hAnsi="Times New Roman" w:cs="Times New Roman"/>
+        </w:rPr>
+        <w:t xml:space="preserve"> as </w:t>
+      </w:r>
+      <w:proofErr w:type="spellStart"/>
+      <w:r>
+        <w:rPr>
+          <w:rFonts w:ascii="Times New Roman" w:hAnsi="Times New Roman" w:cs="Times New Roman"/>
+        </w:rPr>
+        <w:t>plt</w:t>
+      </w:r>
+      <w:proofErr w:type="spellEnd"/>
+    </w:p>
+    <w:p>
+      <w:pPr>
+        <w:rPr>
+          <w:rFonts w:ascii="Times New Roman" w:hAnsi="Times New Roman" w:cs="Times New Roman"/>
+        </w:rPr>
+      </w:pPr>
+      <w:r>
+        <w:rPr>
+          <w:rFonts w:ascii="Times New Roman" w:hAnsi="Times New Roman" w:cs="Times New Roman"/>
+        </w:rPr>
+        <w:t xml:space="preserve">stock = </w:t>
+      </w:r>
+      <w:proofErr w:type="spellStart"/>
+      <w:r>
+        <w:rPr>
+          <w:rFonts w:ascii="Times New Roman" w:hAnsi="Times New Roman" w:cs="Times New Roman"/>
+        </w:rPr>
+        <w:t>pd.read_csv</w:t>
+      </w:r>
+      <w:proofErr w:type="spellEnd"/>
+      <w:r>
+        <w:rPr>
+          <w:rFonts w:ascii="Times New Roman" w:hAnsi="Times New Roman" w:cs="Times New Roman"/>
+        </w:rPr>
+        <w:t>("alphabet_stock_data.csv")</w:t>
+      </w:r>
+    </w:p>
+    <w:p>
+      <w:pPr>
+        <w:rPr>
+          <w:rFonts w:ascii="Times New Roman" w:hAnsi="Times New Roman" w:cs="Times New Roman"/>
+        </w:rPr>
+      </w:pPr>
+      <w:r>
+        <w:rPr>
+          <w:rFonts w:ascii="Times New Roman" w:hAnsi="Times New Roman" w:cs="Times New Roman"/>
+        </w:rPr>
+        <w:t xml:space="preserve">stock["Date"] = </w:t>
+      </w:r>
+      <w:proofErr w:type="spellStart"/>
+      <w:r>
+        <w:rPr>
+          <w:rFonts w:ascii="Times New Roman" w:hAnsi="Times New Roman" w:cs="Times New Roman"/>
+        </w:rPr>
+        <w:t>pd.to_datetime</w:t>
+      </w:r>
+      <w:proofErr w:type="spellEnd"/>
+      <w:r>
+        <w:rPr>
+          <w:rFonts w:ascii="Times New Roman" w:hAnsi="Times New Roman" w:cs="Times New Roman"/>
+        </w:rPr>
+        <w:t>(stock["Date"])</w:t>
       </w:r>
     </w:p>
     <w:p>
@@ -303,90 +548,159 @@
           <w:rFonts w:ascii="Times New Roman" w:hAnsi="Times New Roman" w:cs="Times New Roman"/>
         </w:rPr>
       </w:pPr>
-      <w:r>
-        <w:rPr>
-          <w:rFonts w:ascii="Times New Roman" w:hAnsi="Times New Roman" w:cs="Times New Roman"/>
-        </w:rPr>
-        <w:t>plt.figure(figsize=(8,5))</w:t>
-      </w:r>
-    </w:p>
-    <w:p>
-      <w:pPr>
-        <w:rPr>
-          <w:rFonts w:ascii="Times New Roman" w:hAnsi="Times New Roman" w:cs="Times New Roman"/>
-        </w:rPr>
-      </w:pPr>
-      <w:r>
-        <w:rPr>
-          <w:rFonts w:ascii="Times New Roman" w:hAnsi="Times New Roman" w:cs="Times New Roman"/>
-        </w:rPr>
-        <w:t>plt.plot(data["Date"], data["Close"], marker="o")</w:t>
-      </w:r>
-    </w:p>
-    <w:p>
-      <w:pPr>
-        <w:rPr>
-          <w:rFonts w:ascii="Times New Roman" w:hAnsi="Times New Roman" w:cs="Times New Roman"/>
-        </w:rPr>
-      </w:pPr>
-      <w:r>
-        <w:rPr>
-          <w:rFonts w:ascii="Times New Roman" w:hAnsi="Times New Roman" w:cs="Times New Roman"/>
-        </w:rPr>
-        <w:t>plt.title("Alphabet Inc. Stock Prices")</w:t>
-      </w:r>
-    </w:p>
-    <w:p>
-      <w:pPr>
-        <w:rPr>
-          <w:rFonts w:ascii="Times New Roman" w:hAnsi="Times New Roman" w:cs="Times New Roman"/>
-        </w:rPr>
-      </w:pPr>
-      <w:r>
-        <w:rPr>
-          <w:rFonts w:ascii="Times New Roman" w:hAnsi="Times New Roman" w:cs="Times New Roman"/>
-        </w:rPr>
-        <w:t>plt.xlabel("Date")</w:t>
-      </w:r>
-    </w:p>
-    <w:p>
-      <w:pPr>
-        <w:rPr>
-          <w:rFonts w:ascii="Times New Roman" w:hAnsi="Times New Roman" w:cs="Times New Roman"/>
-        </w:rPr>
-      </w:pPr>
-      <w:r>
-        <w:rPr>
-          <w:rFonts w:ascii="Times New Roman" w:hAnsi="Times New Roman" w:cs="Times New Roman"/>
-        </w:rPr>
-        <w:t>plt.ylabel("Closing Price")</w:t>
-      </w:r>
-    </w:p>
-    <w:p>
-      <w:pPr>
-        <w:rPr>
-          <w:rFonts w:ascii="Times New Roman" w:hAnsi="Times New Roman" w:cs="Times New Roman"/>
-        </w:rPr>
-      </w:pPr>
-      <w:r>
-        <w:rPr>
-          <w:rFonts w:ascii="Times New Roman" w:hAnsi="Times New Roman" w:cs="Times New Roman"/>
-        </w:rPr>
-        <w:t>plt.grid(True)</w:t>
-      </w:r>
-    </w:p>
-    <w:p>
-      <w:pPr>
-        <w:rPr>
-          <w:rFonts w:ascii="Times New Roman" w:hAnsi="Times New Roman" w:cs="Times New Roman"/>
-        </w:rPr>
-      </w:pPr>
-      <w:r>
-        <w:rPr>
-          <w:rFonts w:ascii="Times New Roman" w:hAnsi="Times New Roman" w:cs="Times New Roman"/>
-        </w:rPr>
-        <w:lastRenderedPageBreak/>
-        <w:t>plt.show()</w:t>
+      <w:proofErr w:type="spellStart"/>
+      <w:r>
+        <w:rPr>
+          <w:rFonts w:ascii="Times New Roman" w:hAnsi="Times New Roman" w:cs="Times New Roman"/>
+        </w:rPr>
+        <w:t>plt.figure</w:t>
+      </w:r>
+      <w:proofErr w:type="spellEnd"/>
+      <w:r>
+        <w:rPr>
+          <w:rFonts w:ascii="Times New Roman" w:hAnsi="Times New Roman" w:cs="Times New Roman"/>
+        </w:rPr>
+        <w:t>(</w:t>
+      </w:r>
+      <w:proofErr w:type="spellStart"/>
+      <w:r>
+        <w:rPr>
+          <w:rFonts w:ascii="Times New Roman" w:hAnsi="Times New Roman" w:cs="Times New Roman"/>
+        </w:rPr>
+        <w:t>figsize</w:t>
+      </w:r>
+      <w:proofErr w:type="spellEnd"/>
+      <w:r>
+        <w:rPr>
+          <w:rFonts w:ascii="Times New Roman" w:hAnsi="Times New Roman" w:cs="Times New Roman"/>
+        </w:rPr>
+        <w:t>=(8,5))</w:t>
+      </w:r>
+    </w:p>
+    <w:p>
+      <w:pPr>
+        <w:rPr>
+          <w:rFonts w:ascii="Times New Roman" w:hAnsi="Times New Roman" w:cs="Times New Roman"/>
+        </w:rPr>
+      </w:pPr>
+      <w:proofErr w:type="spellStart"/>
+      <w:r>
+        <w:rPr>
+          <w:rFonts w:ascii="Times New Roman" w:hAnsi="Times New Roman" w:cs="Times New Roman"/>
+        </w:rPr>
+        <w:t>plt.plot</w:t>
+      </w:r>
+      <w:proofErr w:type="spellEnd"/>
+      <w:r>
+        <w:rPr>
+          <w:rFonts w:ascii="Times New Roman" w:hAnsi="Times New Roman" w:cs="Times New Roman"/>
+        </w:rPr>
+        <w:t>(data["Date"], data["Close"], marker="o")</w:t>
+      </w:r>
+    </w:p>
+    <w:p>
+      <w:pPr>
+        <w:rPr>
+          <w:rFonts w:ascii="Times New Roman" w:hAnsi="Times New Roman" w:cs="Times New Roman"/>
+        </w:rPr>
+      </w:pPr>
+      <w:proofErr w:type="spellStart"/>
+      <w:r>
+        <w:rPr>
+          <w:rFonts w:ascii="Times New Roman" w:hAnsi="Times New Roman" w:cs="Times New Roman"/>
+        </w:rPr>
+        <w:t>plt.title</w:t>
+      </w:r>
+      <w:proofErr w:type="spellEnd"/>
+      <w:r>
+        <w:rPr>
+          <w:rFonts w:ascii="Times New Roman" w:hAnsi="Times New Roman" w:cs="Times New Roman"/>
+        </w:rPr>
+        <w:t>("Alphabet Inc. Stock Prices")</w:t>
+      </w:r>
+    </w:p>
+    <w:p>
+      <w:pPr>
+        <w:rPr>
+          <w:rFonts w:ascii="Times New Roman" w:hAnsi="Times New Roman" w:cs="Times New Roman"/>
+        </w:rPr>
+      </w:pPr>
+      <w:proofErr w:type="spellStart"/>
+      <w:r>
+        <w:rPr>
+          <w:rFonts w:ascii="Times New Roman" w:hAnsi="Times New Roman" w:cs="Times New Roman"/>
+        </w:rPr>
+        <w:t>plt.xlabel</w:t>
+      </w:r>
+      <w:proofErr w:type="spellEnd"/>
+      <w:r>
+        <w:rPr>
+          <w:rFonts w:ascii="Times New Roman" w:hAnsi="Times New Roman" w:cs="Times New Roman"/>
+        </w:rPr>
+        <w:t>("Date")</w:t>
+      </w:r>
+    </w:p>
+    <w:p>
+      <w:pPr>
+        <w:rPr>
+          <w:rFonts w:ascii="Times New Roman" w:hAnsi="Times New Roman" w:cs="Times New Roman"/>
+        </w:rPr>
+      </w:pPr>
+      <w:proofErr w:type="spellStart"/>
+      <w:r>
+        <w:rPr>
+          <w:rFonts w:ascii="Times New Roman" w:hAnsi="Times New Roman" w:cs="Times New Roman"/>
+        </w:rPr>
+        <w:t>plt.ylabel</w:t>
+      </w:r>
+      <w:proofErr w:type="spellEnd"/>
+      <w:r>
+        <w:rPr>
+          <w:rFonts w:ascii="Times New Roman" w:hAnsi="Times New Roman" w:cs="Times New Roman"/>
+        </w:rPr>
+        <w:t>("Closing Price")</w:t>
+      </w:r>
+    </w:p>
+    <w:p>
+      <w:pPr>
+        <w:rPr>
+          <w:rFonts w:ascii="Times New Roman" w:hAnsi="Times New Roman" w:cs="Times New Roman"/>
+        </w:rPr>
+      </w:pPr>
+      <w:proofErr w:type="spellStart"/>
+      <w:r>
+        <w:rPr>
+          <w:rFonts w:ascii="Times New Roman" w:hAnsi="Times New Roman" w:cs="Times New Roman"/>
+        </w:rPr>
+        <w:t>plt.grid</w:t>
+      </w:r>
+      <w:proofErr w:type="spellEnd"/>
+      <w:r>
+        <w:rPr>
+          <w:rFonts w:ascii="Times New Roman" w:hAnsi="Times New Roman" w:cs="Times New Roman"/>
+        </w:rPr>
+        <w:t>(True)</w:t>
+      </w:r>
+    </w:p>
+    <w:p>
+      <w:pPr>
+        <w:rPr>
+          <w:rFonts w:ascii="Times New Roman" w:hAnsi="Times New Roman" w:cs="Times New Roman"/>
+        </w:rPr>
+      </w:pPr>
+      <w:proofErr w:type="spellStart"/>
+      <w:r>
+        <w:rPr>
+          <w:rFonts w:ascii="Times New Roman" w:hAnsi="Times New Roman" w:cs="Times New Roman"/>
+        </w:rPr>
+        <w:t>plt.show</w:t>
+      </w:r>
+      <w:proofErr w:type="spellEnd"/>
+      <w:r>
+        <w:rPr>
+          <w:rFonts w:ascii="Times New Roman" w:hAnsi="Times New Roman" w:cs="Times New Roman"/>
+        </w:rPr>
+        <w:t>()</w:t>
       </w:r>
     </w:p>
     <w:p>

--- a/Lab Programs/Set-2.docx
+++ b/Lab Programs/Set-2.docx
@@ -222,6 +222,171 @@
         </w:rPr>
         <w:t>print(result)</w:t>
       </w:r>
+    </w:p>
+    <w:p>
+      <w:pPr>
+        <w:rPr>
+          <w:rFonts w:ascii="Times New Roman" w:hAnsi="Times New Roman" w:cs="Times New Roman"/>
+        </w:rPr>
+      </w:pPr>
+    </w:p>
+    <w:p>
+      <w:pPr>
+        <w:rPr>
+          <w:rFonts w:ascii="Times New Roman" w:hAnsi="Times New Roman" w:cs="Times New Roman"/>
+        </w:rPr>
+      </w:pPr>
+      <w:r>
+        <w:rPr>
+          <w:rFonts w:ascii="Times New Roman" w:hAnsi="Times New Roman" w:cs="Times New Roman"/>
+        </w:rPr>
+        <w:t>CSV:</w:t>
+      </w:r>
+    </w:p>
+    <w:p>
+      <w:pPr>
+        <w:rPr>
+          <w:rFonts w:ascii="Times New Roman" w:hAnsi="Times New Roman" w:cs="Times New Roman"/>
+        </w:rPr>
+      </w:pPr>
+      <w:proofErr w:type="spellStart"/>
+      <w:r>
+        <w:rPr>
+          <w:rFonts w:ascii="Times New Roman" w:hAnsi="Times New Roman" w:cs="Times New Roman"/>
+        </w:rPr>
+        <w:t>job_id,job_title,min_salary,max_salary</w:t>
+      </w:r>
+      <w:proofErr w:type="spellEnd"/>
+    </w:p>
+    <w:p>
+      <w:pPr>
+        <w:rPr>
+          <w:rFonts w:ascii="Times New Roman" w:hAnsi="Times New Roman" w:cs="Times New Roman"/>
+        </w:rPr>
+      </w:pPr>
+      <w:r>
+        <w:rPr>
+          <w:rFonts w:ascii="Times New Roman" w:hAnsi="Times New Roman" w:cs="Times New Roman"/>
+        </w:rPr>
+        <w:t>IT_PROG,Programmer,4000,10000</w:t>
+      </w:r>
+    </w:p>
+    <w:p>
+      <w:pPr>
+        <w:rPr>
+          <w:rFonts w:ascii="Times New Roman" w:hAnsi="Times New Roman" w:cs="Times New Roman"/>
+        </w:rPr>
+      </w:pPr>
+      <w:proofErr w:type="spellStart"/>
+      <w:r>
+        <w:rPr>
+          <w:rFonts w:ascii="Times New Roman" w:hAnsi="Times New Roman" w:cs="Times New Roman"/>
+        </w:rPr>
+        <w:t>SA_REP,Sales</w:t>
+      </w:r>
+      <w:proofErr w:type="spellEnd"/>
+      <w:r>
+        <w:rPr>
+          <w:rFonts w:ascii="Times New Roman" w:hAnsi="Times New Roman" w:cs="Times New Roman"/>
+        </w:rPr>
+        <w:t xml:space="preserve"> Representative,6000,12000</w:t>
+      </w:r>
+    </w:p>
+    <w:p>
+      <w:pPr>
+        <w:rPr>
+          <w:rFonts w:ascii="Times New Roman" w:hAnsi="Times New Roman" w:cs="Times New Roman"/>
+        </w:rPr>
+      </w:pPr>
+      <w:r>
+        <w:rPr>
+          <w:rFonts w:ascii="Times New Roman" w:hAnsi="Times New Roman" w:cs="Times New Roman"/>
+        </w:rPr>
+        <w:t>HR_REP,HR Representative,4000,9000</w:t>
+      </w:r>
+    </w:p>
+    <w:p>
+      <w:pPr>
+        <w:rPr>
+          <w:rFonts w:ascii="Times New Roman" w:hAnsi="Times New Roman" w:cs="Times New Roman"/>
+        </w:rPr>
+      </w:pPr>
+      <w:proofErr w:type="spellStart"/>
+      <w:r>
+        <w:rPr>
+          <w:rFonts w:ascii="Times New Roman" w:hAnsi="Times New Roman" w:cs="Times New Roman"/>
+        </w:rPr>
+        <w:t>FI_MGR,Finance</w:t>
+      </w:r>
+      <w:proofErr w:type="spellEnd"/>
+      <w:r>
+        <w:rPr>
+          <w:rFonts w:ascii="Times New Roman" w:hAnsi="Times New Roman" w:cs="Times New Roman"/>
+        </w:rPr>
+        <w:t xml:space="preserve"> Manager,8000,16000</w:t>
+      </w:r>
+    </w:p>
+    <w:p>
+      <w:pPr>
+        <w:rPr>
+          <w:rFonts w:ascii="Times New Roman" w:hAnsi="Times New Roman" w:cs="Times New Roman"/>
+        </w:rPr>
+      </w:pPr>
+      <w:r>
+        <w:rPr>
+          <w:rFonts w:ascii="Times New Roman" w:hAnsi="Times New Roman" w:cs="Times New Roman"/>
+        </w:rPr>
+        <w:t>AC_ACCOUNT,Accountant,4200,9000</w:t>
+      </w:r>
+    </w:p>
+    <w:p>
+      <w:pPr>
+        <w:rPr>
+          <w:rFonts w:ascii="Times New Roman" w:hAnsi="Times New Roman" w:cs="Times New Roman"/>
+        </w:rPr>
+      </w:pPr>
+      <w:proofErr w:type="spellStart"/>
+      <w:r>
+        <w:rPr>
+          <w:rFonts w:ascii="Times New Roman" w:hAnsi="Times New Roman" w:cs="Times New Roman"/>
+        </w:rPr>
+        <w:t>MK_REP,Marketing</w:t>
+      </w:r>
+      <w:proofErr w:type="spellEnd"/>
+      <w:r>
+        <w:rPr>
+          <w:rFonts w:ascii="Times New Roman" w:hAnsi="Times New Roman" w:cs="Times New Roman"/>
+        </w:rPr>
+        <w:t xml:space="preserve"> Representative,4500,9000</w:t>
+      </w:r>
+    </w:p>
+    <w:p>
+      <w:pPr>
+        <w:rPr>
+          <w:rFonts w:ascii="Times New Roman" w:hAnsi="Times New Roman" w:cs="Times New Roman"/>
+        </w:rPr>
+      </w:pPr>
+      <w:proofErr w:type="spellStart"/>
+      <w:r>
+        <w:rPr>
+          <w:rFonts w:ascii="Times New Roman" w:hAnsi="Times New Roman" w:cs="Times New Roman"/>
+        </w:rPr>
+        <w:t>SA_MAN,Sales</w:t>
+      </w:r>
+      <w:proofErr w:type="spellEnd"/>
+      <w:r>
+        <w:rPr>
+          <w:rFonts w:ascii="Times New Roman" w:hAnsi="Times New Roman" w:cs="Times New Roman"/>
+        </w:rPr>
+        <w:t xml:space="preserve"> Manager,10000,20000</w:t>
+      </w:r>
+    </w:p>
+    <w:p>
+      <w:pPr>
+        <w:rPr>
+          <w:rFonts w:ascii="Times New Roman" w:hAnsi="Times New Roman" w:cs="Times New Roman"/>
+        </w:rPr>
+      </w:pPr>
     </w:p>
     <w:p>
       <w:pPr>
@@ -296,83 +461,6 @@
           <w:rFonts w:ascii="Times New Roman" w:hAnsi="Times New Roman" w:cs="Times New Roman"/>
         </w:rPr>
       </w:pPr>
-    </w:p>
-    <w:p>
-      <w:pPr>
-        <w:rPr>
-          <w:rFonts w:ascii="Times New Roman" w:hAnsi="Times New Roman" w:cs="Times New Roman"/>
-        </w:rPr>
-      </w:pPr>
-    </w:p>
-    <w:p>
-      <w:pPr>
-        <w:rPr>
-          <w:rFonts w:ascii="Times New Roman" w:hAnsi="Times New Roman" w:cs="Times New Roman"/>
-        </w:rPr>
-      </w:pPr>
-    </w:p>
-    <w:p>
-      <w:pPr>
-        <w:rPr>
-          <w:rFonts w:ascii="Times New Roman" w:hAnsi="Times New Roman" w:cs="Times New Roman"/>
-        </w:rPr>
-      </w:pPr>
-    </w:p>
-    <w:p>
-      <w:pPr>
-        <w:rPr>
-          <w:rFonts w:ascii="Times New Roman" w:hAnsi="Times New Roman" w:cs="Times New Roman"/>
-        </w:rPr>
-      </w:pPr>
-    </w:p>
-    <w:p>
-      <w:pPr>
-        <w:rPr>
-          <w:rFonts w:ascii="Times New Roman" w:hAnsi="Times New Roman" w:cs="Times New Roman"/>
-        </w:rPr>
-      </w:pPr>
-    </w:p>
-    <w:p>
-      <w:pPr>
-        <w:rPr>
-          <w:rFonts w:ascii="Times New Roman" w:hAnsi="Times New Roman" w:cs="Times New Roman"/>
-        </w:rPr>
-      </w:pPr>
-    </w:p>
-    <w:p>
-      <w:pPr>
-        <w:rPr>
-          <w:rFonts w:ascii="Times New Roman" w:hAnsi="Times New Roman" w:cs="Times New Roman"/>
-        </w:rPr>
-      </w:pPr>
-    </w:p>
-    <w:p>
-      <w:pPr>
-        <w:rPr>
-          <w:rFonts w:ascii="Times New Roman" w:hAnsi="Times New Roman" w:cs="Times New Roman"/>
-        </w:rPr>
-      </w:pPr>
-    </w:p>
-    <w:p>
-      <w:pPr>
-        <w:rPr>
-          <w:rFonts w:ascii="Times New Roman" w:hAnsi="Times New Roman" w:cs="Times New Roman"/>
-        </w:rPr>
-      </w:pPr>
-    </w:p>
-    <w:p>
-      <w:pPr>
-        <w:rPr>
-          <w:rFonts w:ascii="Times New Roman" w:hAnsi="Times New Roman" w:cs="Times New Roman"/>
-        </w:rPr>
-      </w:pPr>
-    </w:p>
-    <w:p>
-      <w:pPr>
-        <w:rPr>
-          <w:rFonts w:ascii="Times New Roman" w:hAnsi="Times New Roman" w:cs="Times New Roman"/>
-        </w:rPr>
-      </w:pPr>
       <w:r>
         <w:rPr>
           <w:rFonts w:ascii="Times New Roman" w:hAnsi="Times New Roman" w:cs="Times New Roman"/>
@@ -709,10 +797,160 @@
           <w:rFonts w:ascii="Times New Roman" w:hAnsi="Times New Roman" w:cs="Times New Roman"/>
         </w:rPr>
       </w:pPr>
-      <w:r>
-        <w:rPr>
-          <w:rFonts w:ascii="Times New Roman" w:hAnsi="Times New Roman" w:cs="Times New Roman"/>
-        </w:rPr>
+    </w:p>
+    <w:p>
+      <w:pPr>
+        <w:rPr>
+          <w:rFonts w:ascii="Times New Roman" w:hAnsi="Times New Roman" w:cs="Times New Roman"/>
+        </w:rPr>
+      </w:pPr>
+      <w:r>
+        <w:rPr>
+          <w:rFonts w:ascii="Times New Roman" w:hAnsi="Times New Roman" w:cs="Times New Roman"/>
+        </w:rPr>
+        <w:t>CSV:</w:t>
+      </w:r>
+    </w:p>
+    <w:p>
+      <w:pPr>
+        <w:rPr>
+          <w:rFonts w:ascii="Times New Roman" w:hAnsi="Times New Roman" w:cs="Times New Roman"/>
+        </w:rPr>
+      </w:pPr>
+      <w:proofErr w:type="spellStart"/>
+      <w:r>
+        <w:rPr>
+          <w:rFonts w:ascii="Times New Roman" w:hAnsi="Times New Roman" w:cs="Times New Roman"/>
+        </w:rPr>
+        <w:t>Date,Open,High,Low,Close,Volume</w:t>
+      </w:r>
+      <w:proofErr w:type="spellEnd"/>
+    </w:p>
+    <w:p>
+      <w:pPr>
+        <w:rPr>
+          <w:rFonts w:ascii="Times New Roman" w:hAnsi="Times New Roman" w:cs="Times New Roman"/>
+        </w:rPr>
+      </w:pPr>
+      <w:r>
+        <w:rPr>
+          <w:rFonts w:ascii="Times New Roman" w:hAnsi="Times New Roman" w:cs="Times New Roman"/>
+        </w:rPr>
+        <w:t>2016-10-03,786.99,789.85,776.03,778.81,1175800</w:t>
+      </w:r>
+    </w:p>
+    <w:p>
+      <w:pPr>
+        <w:rPr>
+          <w:rFonts w:ascii="Times New Roman" w:hAnsi="Times New Roman" w:cs="Times New Roman"/>
+        </w:rPr>
+      </w:pPr>
+      <w:r>
+        <w:rPr>
+          <w:rFonts w:ascii="Times New Roman" w:hAnsi="Times New Roman" w:cs="Times New Roman"/>
+        </w:rPr>
+        <w:t>2016-10-04,788.0,791.34,776.03,776.43,1206300</w:t>
+      </w:r>
+    </w:p>
+    <w:p>
+      <w:pPr>
+        <w:rPr>
+          <w:rFonts w:ascii="Times New Roman" w:hAnsi="Times New Roman" w:cs="Times New Roman"/>
+        </w:rPr>
+      </w:pPr>
+      <w:r>
+        <w:rPr>
+          <w:rFonts w:ascii="Times New Roman" w:hAnsi="Times New Roman" w:cs="Times New Roman"/>
+        </w:rPr>
+        <w:t>2016-10-05,779.31,782.07,770.75,776.47,873000</w:t>
+      </w:r>
+    </w:p>
+    <w:p>
+      <w:pPr>
+        <w:rPr>
+          <w:rFonts w:ascii="Times New Roman" w:hAnsi="Times New Roman" w:cs="Times New Roman"/>
+        </w:rPr>
+      </w:pPr>
+      <w:r>
+        <w:rPr>
+          <w:rFonts w:ascii="Times New Roman" w:hAnsi="Times New Roman" w:cs="Times New Roman"/>
+        </w:rPr>
+        <w:t>2016-10-06,779.0,780.48,775.54,776.86,1070700</w:t>
+      </w:r>
+    </w:p>
+    <w:p>
+      <w:pPr>
+        <w:rPr>
+          <w:rFonts w:ascii="Times New Roman" w:hAnsi="Times New Roman" w:cs="Times New Roman"/>
+        </w:rPr>
+      </w:pPr>
+      <w:r>
+        <w:rPr>
+          <w:rFonts w:ascii="Times New Roman" w:hAnsi="Times New Roman" w:cs="Times New Roman"/>
+        </w:rPr>
+        <w:t>2016-10-07,779.66,779.66,770.75,775.08,933200</w:t>
+      </w:r>
+    </w:p>
+    <w:p>
+      <w:pPr>
+        <w:rPr>
+          <w:rFonts w:ascii="Times New Roman" w:hAnsi="Times New Roman" w:cs="Times New Roman"/>
+        </w:rPr>
+      </w:pPr>
+    </w:p>
+    <w:p>
+      <w:pPr>
+        <w:rPr>
+          <w:rFonts w:ascii="Times New Roman" w:hAnsi="Times New Roman" w:cs="Times New Roman"/>
+        </w:rPr>
+      </w:pPr>
+    </w:p>
+    <w:p>
+      <w:pPr>
+        <w:rPr>
+          <w:rFonts w:ascii="Times New Roman" w:hAnsi="Times New Roman" w:cs="Times New Roman"/>
+        </w:rPr>
+      </w:pPr>
+    </w:p>
+    <w:p>
+      <w:pPr>
+        <w:rPr>
+          <w:rFonts w:ascii="Times New Roman" w:hAnsi="Times New Roman" w:cs="Times New Roman"/>
+        </w:rPr>
+      </w:pPr>
+    </w:p>
+    <w:p>
+      <w:pPr>
+        <w:rPr>
+          <w:rFonts w:ascii="Times New Roman" w:hAnsi="Times New Roman" w:cs="Times New Roman"/>
+        </w:rPr>
+      </w:pPr>
+    </w:p>
+    <w:p>
+      <w:pPr>
+        <w:rPr>
+          <w:rFonts w:ascii="Times New Roman" w:hAnsi="Times New Roman" w:cs="Times New Roman"/>
+        </w:rPr>
+      </w:pPr>
+    </w:p>
+    <w:p>
+      <w:pPr>
+        <w:rPr>
+          <w:rFonts w:ascii="Times New Roman" w:hAnsi="Times New Roman" w:cs="Times New Roman"/>
+        </w:rPr>
+      </w:pPr>
+    </w:p>
+    <w:p>
+      <w:pPr>
+        <w:rPr>
+          <w:rFonts w:ascii="Times New Roman" w:hAnsi="Times New Roman" w:cs="Times New Roman"/>
+        </w:rPr>
+      </w:pPr>
+      <w:r>
+        <w:rPr>
+          <w:rFonts w:ascii="Times New Roman" w:hAnsi="Times New Roman" w:cs="Times New Roman"/>
+        </w:rPr>
+        <w:lastRenderedPageBreak/>
         <w:t>Output:</w:t>
       </w:r>
     </w:p>
@@ -728,9 +966,9 @@
           <w:noProof/>
         </w:rPr>
         <w:drawing>
-          <wp:inline distT="0" distB="0" distL="0" distR="0" wp14:anchorId="57215D1D" wp14:editId="65D92D34">
-            <wp:extent cx="5728970" cy="3581400"/>
-            <wp:effectExtent l="0" t="0" r="5080" b="0"/>
+          <wp:inline distT="0" distB="0" distL="0" distR="0" wp14:anchorId="57215D1D" wp14:editId="4157132D">
+            <wp:extent cx="4479704" cy="2800436"/>
+            <wp:effectExtent l="0" t="0" r="0" b="0"/>
             <wp:docPr id="2087711379" name="Picture 1"/>
             <wp:cNvGraphicFramePr>
               <a:graphicFrameLocks xmlns:a="http://schemas.openxmlformats.org/drawingml/2006/main" noChangeAspect="1"/>
@@ -760,7 +998,7 @@
                   <pic:spPr bwMode="auto">
                     <a:xfrm>
                       <a:off x="0" y="0"/>
-                      <a:ext cx="5728970" cy="3581400"/>
+                      <a:ext cx="4518217" cy="2824512"/>
                     </a:xfrm>
                     <a:prstGeom prst="rect">
                       <a:avLst/>
